--- a/reporte.docx
+++ b/reporte.docx
@@ -248,18 +248,8 @@
                                       <w:sz w:val="22"/>
                                       <w:lang w:val="es-MX"/>
                                     </w:rPr>
-                                    <w:t xml:space="preserve">Maximiliano Montoya </w:t>
+                                    <w:t>Maximiliano Montoya lara</w:t>
                                   </w:r>
-                                  <w:proofErr w:type="spellStart"/>
-                                  <w:r>
-                                    <w:rPr>
-                                      <w:color w:val="000000" w:themeColor="text1"/>
-                                      <w:sz w:val="22"/>
-                                      <w:lang w:val="es-MX"/>
-                                    </w:rPr>
-                                    <w:t>lara</w:t>
-                                  </w:r>
-                                  <w:proofErr w:type="spellEnd"/>
                                 </w:p>
                                 <w:p>
                                   <w:pPr>
@@ -278,16 +268,14 @@
                                     </w:rPr>
                                     <w:t xml:space="preserve">Marco </w:t>
                                   </w:r>
-                                  <w:proofErr w:type="spellStart"/>
                                   <w:r>
                                     <w:rPr>
                                       <w:color w:val="000000" w:themeColor="text1"/>
                                       <w:sz w:val="22"/>
                                       <w:lang w:val="es-MX"/>
                                     </w:rPr>
-                                    <w:t>antonio</w:t>
+                                    <w:t>Antonio</w:t>
                                   </w:r>
-                                  <w:proofErr w:type="spellEnd"/>
                                   <w:r>
                                     <w:rPr>
                                       <w:color w:val="000000" w:themeColor="text1"/>
@@ -295,6 +283,14 @@
                                       <w:lang w:val="es-MX"/>
                                     </w:rPr>
                                     <w:t xml:space="preserve"> </w:t>
+                                  </w:r>
+                                  <w:r>
+                                    <w:rPr>
+                                      <w:color w:val="000000" w:themeColor="text1"/>
+                                      <w:sz w:val="22"/>
+                                      <w:lang w:val="es-MX"/>
+                                    </w:rPr>
+                                    <w:t>Oliva Santos</w:t>
                                   </w:r>
                                 </w:p>
                                 <w:p>
@@ -360,7 +356,6 @@
                                     </w:rPr>
                                     <w:br/>
                                   </w:r>
-                                  <w:proofErr w:type="spellStart"/>
                                   <w:r>
                                     <w:rPr>
                                       <w:color w:val="000000" w:themeColor="text1"/>
@@ -369,7 +364,6 @@
                                     </w:rPr>
                                     <w:t>Bolvex</w:t>
                                   </w:r>
-                                  <w:proofErr w:type="spellEnd"/>
                                 </w:p>
                                 <w:p>
                                   <w:pPr>
@@ -479,7 +473,6 @@
                                     </w:rPr>
                                     <w:t xml:space="preserve"> de </w:t>
                                   </w:r>
-                                  <w:proofErr w:type="gramStart"/>
                                   <w:r>
                                     <w:rPr>
                                       <w:color w:val="000000" w:themeColor="text1"/>
@@ -488,7 +481,6 @@
                                     </w:rPr>
                                     <w:t>Junio</w:t>
                                   </w:r>
-                                  <w:proofErr w:type="gramEnd"/>
                                   <w:r>
                                     <w:rPr>
                                       <w:color w:val="000000" w:themeColor="text1"/>
@@ -757,18 +749,8 @@
                                 <w:sz w:val="22"/>
                                 <w:lang w:val="es-MX"/>
                               </w:rPr>
-                              <w:t xml:space="preserve">Maximiliano Montoya </w:t>
+                              <w:t>Maximiliano Montoya lara</w:t>
                             </w:r>
-                            <w:proofErr w:type="spellStart"/>
-                            <w:r>
-                              <w:rPr>
-                                <w:color w:val="000000" w:themeColor="text1"/>
-                                <w:sz w:val="22"/>
-                                <w:lang w:val="es-MX"/>
-                              </w:rPr>
-                              <w:t>lara</w:t>
-                            </w:r>
-                            <w:proofErr w:type="spellEnd"/>
                           </w:p>
                           <w:p>
                             <w:pPr>
@@ -787,16 +769,14 @@
                               </w:rPr>
                               <w:t xml:space="preserve">Marco </w:t>
                             </w:r>
-                            <w:proofErr w:type="spellStart"/>
                             <w:r>
                               <w:rPr>
                                 <w:color w:val="000000" w:themeColor="text1"/>
                                 <w:sz w:val="22"/>
                                 <w:lang w:val="es-MX"/>
                               </w:rPr>
-                              <w:t>antonio</w:t>
+                              <w:t>Antonio</w:t>
                             </w:r>
-                            <w:proofErr w:type="spellEnd"/>
                             <w:r>
                               <w:rPr>
                                 <w:color w:val="000000" w:themeColor="text1"/>
@@ -804,6 +784,14 @@
                                 <w:lang w:val="es-MX"/>
                               </w:rPr>
                               <w:t xml:space="preserve"> </w:t>
+                            </w:r>
+                            <w:r>
+                              <w:rPr>
+                                <w:color w:val="000000" w:themeColor="text1"/>
+                                <w:sz w:val="22"/>
+                                <w:lang w:val="es-MX"/>
+                              </w:rPr>
+                              <w:t>Oliva Santos</w:t>
                             </w:r>
                           </w:p>
                           <w:p>
@@ -869,7 +857,6 @@
                               </w:rPr>
                               <w:br/>
                             </w:r>
-                            <w:proofErr w:type="spellStart"/>
                             <w:r>
                               <w:rPr>
                                 <w:color w:val="000000" w:themeColor="text1"/>
@@ -878,7 +865,6 @@
                               </w:rPr>
                               <w:t>Bolvex</w:t>
                             </w:r>
-                            <w:proofErr w:type="spellEnd"/>
                           </w:p>
                           <w:p>
                             <w:pPr>
@@ -988,7 +974,6 @@
                               </w:rPr>
                               <w:t xml:space="preserve"> de </w:t>
                             </w:r>
-                            <w:proofErr w:type="gramStart"/>
                             <w:r>
                               <w:rPr>
                                 <w:color w:val="000000" w:themeColor="text1"/>
@@ -997,7 +982,6 @@
                               </w:rPr>
                               <w:t>Junio</w:t>
                             </w:r>
-                            <w:proofErr w:type="gramEnd"/>
                             <w:r>
                               <w:rPr>
                                 <w:color w:val="000000" w:themeColor="text1"/>
@@ -1908,71 +1892,7 @@
           <w:sz w:val="24"/>
           <w:szCs w:val="18"/>
         </w:rPr>
-        <w:t xml:space="preserve">El presente documento describe el avance del proyecto </w:t>
-      </w:r>
-      <w:proofErr w:type="spellStart"/>
-      <w:r>
-        <w:rPr>
-          <w:sz w:val="24"/>
-          <w:szCs w:val="18"/>
-        </w:rPr>
-        <w:t>Bolvex</w:t>
-      </w:r>
-      <w:proofErr w:type="spellEnd"/>
-      <w:r>
-        <w:rPr>
-          <w:sz w:val="24"/>
-          <w:szCs w:val="18"/>
-        </w:rPr>
-        <w:t xml:space="preserve">, un videojuego de plataformas desarrollado en Java mediante el motor </w:t>
-      </w:r>
-      <w:proofErr w:type="spellStart"/>
-      <w:r>
-        <w:rPr>
-          <w:sz w:val="24"/>
-          <w:szCs w:val="18"/>
-        </w:rPr>
-        <w:t>JMonkeyEngine</w:t>
-      </w:r>
-      <w:proofErr w:type="spellEnd"/>
-      <w:r>
-        <w:rPr>
-          <w:sz w:val="24"/>
-          <w:szCs w:val="18"/>
-        </w:rPr>
-        <w:t xml:space="preserve">. El objetivo principal del proyecto es crear una experiencia de juego basada en la exploración en un mapa 2d, la resolución de obstáculos, </w:t>
-      </w:r>
-      <w:proofErr w:type="gramStart"/>
-      <w:r>
-        <w:rPr>
-          <w:sz w:val="24"/>
-          <w:szCs w:val="18"/>
-        </w:rPr>
-        <w:t>completar  la</w:t>
-      </w:r>
-      <w:proofErr w:type="gramEnd"/>
-      <w:r>
-        <w:rPr>
-          <w:sz w:val="24"/>
-          <w:szCs w:val="18"/>
-        </w:rPr>
-        <w:t xml:space="preserve"> </w:t>
-      </w:r>
-      <w:proofErr w:type="gramStart"/>
-      <w:r>
-        <w:rPr>
-          <w:sz w:val="24"/>
-          <w:szCs w:val="18"/>
-        </w:rPr>
-        <w:t>historia  y</w:t>
-      </w:r>
-      <w:proofErr w:type="gramEnd"/>
-      <w:r>
-        <w:rPr>
-          <w:sz w:val="24"/>
-          <w:szCs w:val="18"/>
-        </w:rPr>
-        <w:t xml:space="preserve"> eliminación de enemigos.</w:t>
+        <w:t>El presente documento describe el avance del proyecto Bolvex, un videojuego de plataformas desarrollado en Java mediante el motor JMonkeyEngine. El objetivo principal del proyecto es crear una experiencia de juego basada en la exploración en un mapa 2d, la resolución de obstáculos, completar  la historia  y eliminación de enemigos.</w:t>
       </w:r>
     </w:p>
     <w:p>
@@ -2039,71 +1959,75 @@
           <w:sz w:val="24"/>
           <w:szCs w:val="18"/>
         </w:rPr>
-        <w:t xml:space="preserve">Nuestro equipo decidió desarrollar </w:t>
+        <w:t>Nuestro equipo decidió desarrollar Bolvex, un videojuego de plataformas inspirado principalmente en Bounce Ball y Mario Bros. Durante la etapa de planeación se propusieron diversas mecánicas inspiradas en otros videojuegos, tales como saltos especiales tipo sky jump, sistemas de puntuación y elementos de exploración para enriquecer la experiencia del jugador.</w:t>
       </w:r>
-      <w:proofErr w:type="spellStart"/>
-      <w:r>
+    </w:p>
+    <w:p>
+      <w:pPr>
+        <w:spacing w:line="278" w:lineRule="auto"/>
+        <w:jc w:val="both"/>
         <w:rPr>
           <w:sz w:val="24"/>
           <w:szCs w:val="18"/>
         </w:rPr>
-        <w:t>Bolvex</w:t>
-      </w:r>
-      <w:proofErr w:type="spellEnd"/>
+      </w:pPr>
       <w:r>
         <w:rPr>
           <w:sz w:val="24"/>
           <w:szCs w:val="18"/>
         </w:rPr>
-        <w:t xml:space="preserve">, un videojuego de plataformas inspirado principalmente en </w:t>
+        <w:t>El desarrollo comenzó con la investigación de herramientas para la creación de mapas y su integración con JMonkeyEngine. Inicialmente se eligió Aseprite para diseñar el escenario principal. Sin embargo, durante el proceso surgió un problema importante: al intentar guardar el proyecto, la versión utilizada de la herramienta no permitía exportar correctamente el trabajo realizado. Debido a que el mapa ya contaba con varias horas de desarrollo, se decidió conservar el avance mediante capturas de pantalla para evitar perder completamente el trabajo realizado.</w:t>
       </w:r>
-      <w:proofErr w:type="spellStart"/>
-      <w:r>
+    </w:p>
+    <w:p>
+      <w:pPr>
+        <w:spacing w:line="278" w:lineRule="auto"/>
+        <w:jc w:val="both"/>
         <w:rPr>
           <w:sz w:val="24"/>
           <w:szCs w:val="18"/>
         </w:rPr>
-        <w:t>Bounce</w:t>
-      </w:r>
-      <w:proofErr w:type="spellEnd"/>
+      </w:pPr>
       <w:r>
         <w:rPr>
           <w:sz w:val="24"/>
           <w:szCs w:val="18"/>
         </w:rPr>
-        <w:t xml:space="preserve"> Ball y Mario Bros. Durante la etapa de planeación se propusieron diversas mecánicas inspiradas en otros videojuegos, tales como saltos especiales tipo </w:t>
+        <w:t>Posteriormente se buscaron alternativas para continuar con el diseño del escenario. Después de varias pruebas se encontró LibreSprite, una versión de código abierto basada en Aseprite. Con esta herramienta se reconstruyó el mapa desde cero utilizando una cuadrícula de 24 × 24 píxeles sobre un lienzo de aproximadamente 3840 × 580 píxeles, permitiendo crear un escenario extenso similar a los niveles presentes en juegos de plataformas clásicos.</w:t>
       </w:r>
-      <w:proofErr w:type="spellStart"/>
-      <w:r>
+    </w:p>
+    <w:p>
+      <w:pPr>
+        <w:spacing w:line="278" w:lineRule="auto"/>
+        <w:jc w:val="both"/>
         <w:rPr>
           <w:sz w:val="24"/>
           <w:szCs w:val="18"/>
         </w:rPr>
-        <w:t>sky</w:t>
-      </w:r>
-      <w:proofErr w:type="spellEnd"/>
+      </w:pPr>
       <w:r>
         <w:rPr>
           <w:sz w:val="24"/>
           <w:szCs w:val="18"/>
         </w:rPr>
-        <w:t xml:space="preserve"> </w:t>
+        <w:t>Una vez finalizado el mapa, se inició la integración dentro de JMonkeyEngine junto con otros elementos del juego, como el menú principal y las pantallas de navegación. Durante esta etapa surgieron dificultades relacionadas con la visualización del escenario, ya que el tamaño del mapa provocaba problemas de escalado y renderizado. Después de diversas pruebas se ajustó el nivel de zoom para obtener una visualización adecuada sin afectar la jugabilidad.</w:t>
       </w:r>
-      <w:proofErr w:type="spellStart"/>
-      <w:r>
+    </w:p>
+    <w:p>
+      <w:pPr>
+        <w:spacing w:line="278" w:lineRule="auto"/>
+        <w:jc w:val="both"/>
         <w:rPr>
           <w:sz w:val="24"/>
           <w:szCs w:val="18"/>
         </w:rPr>
-        <w:t>jump</w:t>
-      </w:r>
-      <w:proofErr w:type="spellEnd"/>
+      </w:pPr>
       <w:r>
         <w:rPr>
           <w:sz w:val="24"/>
           <w:szCs w:val="18"/>
         </w:rPr>
-        <w:t>, sistemas de puntuación y elementos de exploración para enriquecer la experiencia del jugador.</w:t>
+        <w:t>Posteriormente se trabajó en el sistema de colisiones. Para ello se desarrolló una herramienta que permitía capturar coordenadas del mapa y representar puntos de referencia para delimitar las zonas de interacción. Este proceso resultó complejo debido a la precisión requerida para colocar correctamente las colisiones a lo largo del escenario. Las primeras pruebas con el personaje mostraron diversos errores, como atravesar paredes, quedarse atascado o no detectar correctamente ciertas superficies.</w:t>
       </w:r>
     </w:p>
     <w:p>
@@ -2120,205 +2044,25 @@
           <w:sz w:val="24"/>
           <w:szCs w:val="18"/>
         </w:rPr>
-        <w:t xml:space="preserve">El desarrollo comenzó con la investigación de herramientas para la creación de mapas y su integración con </w:t>
+        <w:t>También se implementaron objetos interactivos dentro del mapa, como cubos con colisiones específicas. Durante esta etapa se detectaron problemas relacionados con la gestión de coordenadas y el comportamiento de los materiales gráficos. Aunque varios de estos errores fueron corregidos, el mantenimiento del sistema continuaba siendo complejo y requería una gran cantidad de trabajo manual.</w:t>
       </w:r>
-      <w:proofErr w:type="spellStart"/>
-      <w:r>
+    </w:p>
+    <w:p>
+      <w:pPr>
+        <w:spacing w:line="278" w:lineRule="auto"/>
+        <w:jc w:val="both"/>
         <w:rPr>
           <w:sz w:val="24"/>
           <w:szCs w:val="18"/>
         </w:rPr>
-        <w:t>JMonkeyEngine</w:t>
-      </w:r>
-      <w:proofErr w:type="spellEnd"/>
+      </w:pPr>
       <w:r>
         <w:rPr>
           <w:sz w:val="24"/>
           <w:szCs w:val="18"/>
         </w:rPr>
-        <w:t xml:space="preserve">. Inicialmente se eligió </w:t>
-      </w:r>
-      <w:proofErr w:type="spellStart"/>
-      <w:r>
-        <w:rPr>
-          <w:sz w:val="24"/>
-          <w:szCs w:val="18"/>
-        </w:rPr>
-        <w:t>Aseprite</w:t>
-      </w:r>
-      <w:proofErr w:type="spellEnd"/>
-      <w:r>
-        <w:rPr>
-          <w:sz w:val="24"/>
-          <w:szCs w:val="18"/>
-        </w:rPr>
-        <w:t xml:space="preserve"> para diseñar el escenario principal. Sin embargo, durante el proceso surgió un problema importante: al intentar guardar el proyecto, la versión utilizada de la herramienta no permitía exportar correctamente el trabajo realizado. Debido a que el mapa ya contaba con varias horas de desarrollo, se decidió conservar el avance mediante capturas de pantalla para evitar perder completamente el trabajo realizado.</w:t>
-      </w:r>
-    </w:p>
-    <w:p>
-      <w:pPr>
-        <w:spacing w:line="278" w:lineRule="auto"/>
-        <w:jc w:val="both"/>
-        <w:rPr>
-          <w:sz w:val="24"/>
-          <w:szCs w:val="18"/>
-        </w:rPr>
-      </w:pPr>
-      <w:r>
-        <w:rPr>
-          <w:sz w:val="24"/>
-          <w:szCs w:val="18"/>
-        </w:rPr>
-        <w:t xml:space="preserve">Posteriormente se buscaron alternativas para continuar con el diseño del escenario. Después de varias pruebas se encontró </w:t>
-      </w:r>
-      <w:proofErr w:type="spellStart"/>
-      <w:r>
-        <w:rPr>
-          <w:sz w:val="24"/>
-          <w:szCs w:val="18"/>
-        </w:rPr>
-        <w:t>LibreSprite</w:t>
-      </w:r>
-      <w:proofErr w:type="spellEnd"/>
-      <w:r>
-        <w:rPr>
-          <w:sz w:val="24"/>
-          <w:szCs w:val="18"/>
-        </w:rPr>
-        <w:t xml:space="preserve">, una versión de código abierto basada en </w:t>
-      </w:r>
-      <w:proofErr w:type="spellStart"/>
-      <w:r>
-        <w:rPr>
-          <w:sz w:val="24"/>
-          <w:szCs w:val="18"/>
-        </w:rPr>
-        <w:t>Aseprite</w:t>
-      </w:r>
-      <w:proofErr w:type="spellEnd"/>
-      <w:r>
-        <w:rPr>
-          <w:sz w:val="24"/>
-          <w:szCs w:val="18"/>
-        </w:rPr>
-        <w:t>. Con esta herramienta se reconstruyó el mapa desde cero utilizando una cuadrícula de 24 × 24 píxeles sobre un lienzo de aproximadamente 3840 × 580 píxeles, permitiendo crear un escenario extenso similar a los niveles presentes en juegos de plataformas clásicos.</w:t>
-      </w:r>
-    </w:p>
-    <w:p>
-      <w:pPr>
-        <w:spacing w:line="278" w:lineRule="auto"/>
-        <w:jc w:val="both"/>
-        <w:rPr>
-          <w:sz w:val="24"/>
-          <w:szCs w:val="18"/>
-        </w:rPr>
-      </w:pPr>
-      <w:r>
-        <w:rPr>
-          <w:sz w:val="24"/>
-          <w:szCs w:val="18"/>
-        </w:rPr>
-        <w:t xml:space="preserve">Una vez finalizado el mapa, se inició la integración dentro de </w:t>
-      </w:r>
-      <w:proofErr w:type="spellStart"/>
-      <w:r>
-        <w:rPr>
-          <w:sz w:val="24"/>
-          <w:szCs w:val="18"/>
-        </w:rPr>
-        <w:t>JMonkeyEngine</w:t>
-      </w:r>
-      <w:proofErr w:type="spellEnd"/>
-      <w:r>
-        <w:rPr>
-          <w:sz w:val="24"/>
-          <w:szCs w:val="18"/>
-        </w:rPr>
-        <w:t xml:space="preserve"> junto con otros elementos del juego, como el menú principal y las pantallas de navegación. Durante esta etapa surgieron dificultades relacionadas con la visualización del escenario, ya que el tamaño del mapa provocaba problemas de escalado y renderizado. Después de diversas pruebas se ajustó el nivel de </w:t>
-      </w:r>
-      <w:proofErr w:type="gramStart"/>
-      <w:r>
-        <w:rPr>
-          <w:sz w:val="24"/>
-          <w:szCs w:val="18"/>
-        </w:rPr>
-        <w:t>zoom</w:t>
-      </w:r>
-      <w:proofErr w:type="gramEnd"/>
-      <w:r>
-        <w:rPr>
-          <w:sz w:val="24"/>
-          <w:szCs w:val="18"/>
-        </w:rPr>
-        <w:t xml:space="preserve"> para obtener una visualización adecuada sin afectar la jugabilidad.</w:t>
-      </w:r>
-    </w:p>
-    <w:p>
-      <w:pPr>
-        <w:spacing w:line="278" w:lineRule="auto"/>
-        <w:jc w:val="both"/>
-        <w:rPr>
-          <w:sz w:val="24"/>
-          <w:szCs w:val="18"/>
-        </w:rPr>
-      </w:pPr>
-      <w:r>
-        <w:rPr>
-          <w:sz w:val="24"/>
-          <w:szCs w:val="18"/>
-        </w:rPr>
-        <w:t>Posteriormente se trabajó en el sistema de colisiones. Para ello se desarrolló una herramienta que permitía capturar coordenadas del mapa y representar puntos de referencia para delimitar las zonas de interacción. Este proceso resultó complejo debido a la precisión requerida para colocar correctamente las colisiones a lo largo del escenario. Las primeras pruebas con el personaje mostraron diversos errores, como atravesar paredes, quedarse atascado o no detectar correctamente ciertas superficies.</w:t>
-      </w:r>
-    </w:p>
-    <w:p>
-      <w:pPr>
-        <w:spacing w:line="278" w:lineRule="auto"/>
-        <w:jc w:val="both"/>
-        <w:rPr>
-          <w:sz w:val="24"/>
-          <w:szCs w:val="18"/>
-        </w:rPr>
-      </w:pPr>
-      <w:r>
-        <w:rPr>
-          <w:sz w:val="24"/>
-          <w:szCs w:val="18"/>
-        </w:rPr>
-        <w:t>También se implementaron objetos interactivos dentro del mapa, como cubos con colisiones específicas. Durante esta etapa se detectaron problemas relacionados con la gestión de coordenadas y el comportamiento de los materiales gráficos. Aunque varios de estos errores fueron corregidos, el mantenimiento del sistema continuaba siendo complejo y requería una gran cantidad de trabajo manual.</w:t>
-      </w:r>
-    </w:p>
-    <w:p>
-      <w:pPr>
-        <w:spacing w:line="278" w:lineRule="auto"/>
-        <w:jc w:val="both"/>
-        <w:rPr>
-          <w:sz w:val="24"/>
-          <w:szCs w:val="18"/>
-        </w:rPr>
-      </w:pPr>
-      <w:r>
-        <w:rPr>
-          <w:sz w:val="24"/>
-          <w:szCs w:val="18"/>
-        </w:rPr>
         <w:lastRenderedPageBreak/>
-        <w:t xml:space="preserve">Debido a estas limitaciones, el equipo decidió investigar alternativas para la creación de niveles y encontró la herramienta </w:t>
-      </w:r>
-      <w:proofErr w:type="spellStart"/>
-      <w:r>
-        <w:rPr>
-          <w:sz w:val="24"/>
-          <w:szCs w:val="18"/>
-        </w:rPr>
-        <w:t>Tiled</w:t>
-      </w:r>
-      <w:proofErr w:type="spellEnd"/>
-      <w:r>
-        <w:rPr>
-          <w:sz w:val="24"/>
-          <w:szCs w:val="18"/>
-        </w:rPr>
-        <w:t>. Después de analizar sus ventajas, se tomó la decisión de reconstruir gran parte del proyecto utilizando esta plataforma, ya que permite integrar colisiones y elementos interactivos de forma más eficiente. Aunque esta decisión implicó rehacer parte del trabajo previo, permitió simplificar significativamente el desarrollo y reducir la cantidad de errores relacionados con el diseño de niveles.</w:t>
+        <w:t>Debido a estas limitaciones, el equipo decidió investigar alternativas para la creación de niveles y encontró la herramienta Tiled. Después de analizar sus ventajas, se tomó la decisión de reconstruir gran parte del proyecto utilizando esta plataforma, ya que permite integrar colisiones y elementos interactivos de forma más eficiente. Aunque esta decisión implicó rehacer parte del trabajo previo, permitió simplificar significativamente el desarrollo y reducir la cantidad de errores relacionados con el diseño de niveles.</w:t>
       </w:r>
     </w:p>
     <w:p>
@@ -2463,23 +2207,23 @@
           <w:sz w:val="24"/>
           <w:szCs w:val="18"/>
         </w:rPr>
-        <w:t xml:space="preserve">El desarrollo de </w:t>
+        <w:t>El desarrollo de Bolvex resultó ser un proceso más complejo de lo que el equipo había previsto inicialmente. Muchas de las funcionalidades que parecían sencillas de implementar presentaron retos técnicos relacionados con la creación de mapas, la integración de colisiones, la gestión de recursos gráficos y la compatibilidad con las herramientas utilizadas durante el desarrollo.</w:t>
       </w:r>
-      <w:proofErr w:type="spellStart"/>
-      <w:r>
+    </w:p>
+    <w:p>
+      <w:pPr>
+        <w:spacing w:line="278" w:lineRule="auto"/>
         <w:rPr>
           <w:sz w:val="24"/>
           <w:szCs w:val="18"/>
         </w:rPr>
-        <w:t>Bolvex</w:t>
-      </w:r>
-      <w:proofErr w:type="spellEnd"/>
+      </w:pPr>
       <w:r>
         <w:rPr>
           <w:sz w:val="24"/>
           <w:szCs w:val="18"/>
         </w:rPr>
-        <w:t xml:space="preserve"> resultó ser un proceso más complejo de lo que el equipo había previsto inicialmente. Muchas de las funcionalidades que parecían sencillas de implementar presentaron retos técnicos relacionados con la creación de mapas, la integración de colisiones, la gestión de recursos gráficos y la compatibilidad con las herramientas utilizadas durante el desarrollo.</w:t>
+        <w:t>A lo largo del proyecto fue necesario investigar nuevas tecnologías, corregir errores de implementación y, en algunos casos, reconstruir parte del trabajo realizado para obtener una solución más eficiente. Aunque estas situaciones provocaron retrasos y obligaron a replantear algunas ideas originales, también permitieron mejorar aspectos importantes del proyecto, como la calidad visual, el diseño de niveles, el movimiento del personaje y la organización general del desarrollo.</w:t>
       </w:r>
     </w:p>
     <w:p>
@@ -2495,55 +2239,7 @@
           <w:sz w:val="24"/>
           <w:szCs w:val="18"/>
         </w:rPr>
-        <w:t>A lo largo del proyecto fue necesario investigar nuevas tecnologías, corregir errores de implementación y, en algunos casos, reconstruir parte del trabajo realizado para obtener una solución más eficiente. Aunque estas situaciones provocaron retrasos y obligaron a replantear algunas ideas originales, también permitieron mejorar aspectos importantes del proyecto, como la calidad visual, el diseño de niveles, el movimiento del personaje y la organización general del desarrollo.</w:t>
-      </w:r>
-    </w:p>
-    <w:p>
-      <w:pPr>
-        <w:spacing w:line="278" w:lineRule="auto"/>
-        <w:rPr>
-          <w:sz w:val="24"/>
-          <w:szCs w:val="18"/>
-        </w:rPr>
-      </w:pPr>
-      <w:r>
-        <w:rPr>
-          <w:sz w:val="24"/>
-          <w:szCs w:val="18"/>
-        </w:rPr>
-        <w:t xml:space="preserve">Asimismo, el proyecto permitió adquirir experiencia en el uso de </w:t>
-      </w:r>
-      <w:proofErr w:type="spellStart"/>
-      <w:r>
-        <w:rPr>
-          <w:sz w:val="24"/>
-          <w:szCs w:val="18"/>
-        </w:rPr>
-        <w:t>JMonkeyEngine</w:t>
-      </w:r>
-      <w:proofErr w:type="spellEnd"/>
-      <w:r>
-        <w:rPr>
-          <w:sz w:val="24"/>
-          <w:szCs w:val="18"/>
-        </w:rPr>
-        <w:t xml:space="preserve">, herramientas de diseño de mapas como </w:t>
-      </w:r>
-      <w:proofErr w:type="spellStart"/>
-      <w:r>
-        <w:rPr>
-          <w:sz w:val="24"/>
-          <w:szCs w:val="18"/>
-        </w:rPr>
-        <w:t>Tiled</w:t>
-      </w:r>
-      <w:proofErr w:type="spellEnd"/>
-      <w:r>
-        <w:rPr>
-          <w:sz w:val="24"/>
-          <w:szCs w:val="18"/>
-        </w:rPr>
-        <w:t>, control de versiones mediante repositorios y trabajo colaborativo en equipo. Si bien algunas características planeadas inicialmente tuvieron que posponerse debido a las limitaciones de tiempo, los avances obtenidos constituyen una base sólida para completar la versión final del videojuego y continuar mejorándolo en futuras versiones.</w:t>
+        <w:t>Asimismo, el proyecto permitió adquirir experiencia en el uso de JMonkeyEngine, herramientas de diseño de mapas como Tiled, control de versiones mediante repositorios y trabajo colaborativo en equipo. Si bien algunas características planeadas inicialmente tuvieron que posponerse debido a las limitaciones de tiempo, los avances obtenidos constituyen una base sólida para completar la versión final del videojuego y continuar mejorándolo en futuras versiones.</w:t>
       </w:r>
     </w:p>
     <w:p/>
@@ -3768,6 +3464,7 @@
   <w:style w:type="character" w:default="1" w:styleId="Fuentedeprrafopredeter">
     <w:name w:val="Default Paragraph Font"/>
     <w:uiPriority w:val="1"/>
+    <w:semiHidden/>
     <w:unhideWhenUsed/>
   </w:style>
   <w:style w:type="table" w:default="1" w:styleId="Tablanormal">
@@ -4619,6 +4316,10 @@
 </file>
 
 <file path=customXml/item1.xml><?xml version="1.0" encoding="utf-8"?>
+<b:Sources xmlns:b="http://schemas.openxmlformats.org/officeDocument/2006/bibliography" xmlns="http://schemas.openxmlformats.org/officeDocument/2006/bibliography" SelectedStyle="\APASixthEditionOfficeOnline.xsl" StyleName="APA" Version="6"/>
+</file>
+
+<file path=customXml/item2.xml><?xml version="1.0" encoding="utf-8"?>
 <p:properties xmlns:p="http://schemas.microsoft.com/office/2006/metadata/properties" xmlns:xsi="http://www.w3.org/2001/XMLSchema-instance" xmlns:pc="http://schemas.microsoft.com/office/infopath/2007/PartnerControls">
   <documentManagement>
     <Status xmlns="71af3243-3dd4-4a8d-8c0d-dd76da1f02a5">Not started</Status>
@@ -4627,20 +4328,7 @@
 </p:properties>
 </file>
 
-<file path=customXml/item2.xml><?xml version="1.0" encoding="utf-8"?>
-<b:Sources xmlns:b="http://schemas.openxmlformats.org/officeDocument/2006/bibliography" xmlns="http://schemas.openxmlformats.org/officeDocument/2006/bibliography" SelectedStyle="\APASixthEditionOfficeOnline.xsl" StyleName="APA" Version="6"/>
-</file>
-
 <file path=customXml/item3.xml><?xml version="1.0" encoding="utf-8"?>
-<?mso-contentType ?>
-<FormTemplates xmlns="http://schemas.microsoft.com/sharepoint/v3/contenttype/forms">
-  <Display>DocumentLibraryForm</Display>
-  <Edit>DocumentLibraryForm</Edit>
-  <New>DocumentLibraryForm</New>
-</FormTemplates>
-</file>
-
-<file path=customXml/item4.xml><?xml version="1.0" encoding="utf-8"?>
 <ct:contentTypeSchema xmlns:ct="http://schemas.microsoft.com/office/2006/metadata/contentType" xmlns:ma="http://schemas.microsoft.com/office/2006/metadata/properties/metaAttributes" ct:_="" ma:_="" ma:contentTypeName="Document" ma:contentTypeID="0x01010079F111ED35F8CC479449609E8A0923A6" ma:contentTypeVersion="12" ma:contentTypeDescription="Create a new document." ma:contentTypeScope="" ma:versionID="f9fc9171bb41dc08635275f351de8590">
   <xsd:schema xmlns:xsd="http://www.w3.org/2001/XMLSchema" xmlns:xs="http://www.w3.org/2001/XMLSchema" xmlns:p="http://schemas.microsoft.com/office/2006/metadata/properties" xmlns:ns2="71af3243-3dd4-4a8d-8c0d-dd76da1f02a5" xmlns:ns3="16c05727-aa75-4e4a-9b5f-8a80a1165891" targetNamespace="http://schemas.microsoft.com/office/2006/metadata/properties" ma:root="true" ma:fieldsID="29387215989a890c06011de04edfe97d" ns2:_="" ns3:_="">
     <xsd:import namespace="71af3243-3dd4-4a8d-8c0d-dd76da1f02a5"/>
@@ -4861,7 +4549,24 @@
 </ct:contentTypeSchema>
 </file>
 
+<file path=customXml/item4.xml><?xml version="1.0" encoding="utf-8"?>
+<?mso-contentType ?>
+<FormTemplates xmlns="http://schemas.microsoft.com/sharepoint/v3/contenttype/forms">
+  <Display>DocumentLibraryForm</Display>
+  <Edit>DocumentLibraryForm</Edit>
+  <New>DocumentLibraryForm</New>
+</FormTemplates>
+</file>
+
 <file path=customXml/itemProps1.xml><?xml version="1.0" encoding="utf-8"?>
+<ds:datastoreItem xmlns:ds="http://schemas.openxmlformats.org/officeDocument/2006/customXml" ds:itemID="{5A98B30B-0EA0-4776-8CC4-A45B95B1E33D}">
+  <ds:schemaRefs>
+    <ds:schemaRef ds:uri="http://schemas.openxmlformats.org/officeDocument/2006/bibliography"/>
+  </ds:schemaRefs>
+</ds:datastoreItem>
+</file>
+
+<file path=customXml/itemProps2.xml><?xml version="1.0" encoding="utf-8"?>
 <ds:datastoreItem xmlns:ds="http://schemas.openxmlformats.org/officeDocument/2006/customXml" ds:itemID="{05194924-29F9-4B5F-8021-CDCD8A1F4BEB}">
   <ds:schemaRefs>
     <ds:schemaRef ds:uri="http://schemas.microsoft.com/office/2006/metadata/properties"/>
@@ -4871,23 +4576,7 @@
 </ds:datastoreItem>
 </file>
 
-<file path=customXml/itemProps2.xml><?xml version="1.0" encoding="utf-8"?>
-<ds:datastoreItem xmlns:ds="http://schemas.openxmlformats.org/officeDocument/2006/customXml" ds:itemID="{5A98B30B-0EA0-4776-8CC4-A45B95B1E33D}">
-  <ds:schemaRefs>
-    <ds:schemaRef ds:uri="http://schemas.openxmlformats.org/officeDocument/2006/bibliography"/>
-  </ds:schemaRefs>
-</ds:datastoreItem>
-</file>
-
 <file path=customXml/itemProps3.xml><?xml version="1.0" encoding="utf-8"?>
-<ds:datastoreItem xmlns:ds="http://schemas.openxmlformats.org/officeDocument/2006/customXml" ds:itemID="{4E0772FA-558B-4888-997B-C436AB578834}">
-  <ds:schemaRefs>
-    <ds:schemaRef ds:uri="http://schemas.microsoft.com/sharepoint/v3/contenttype/forms"/>
-  </ds:schemaRefs>
-</ds:datastoreItem>
-</file>
-
-<file path=customXml/itemProps4.xml><?xml version="1.0" encoding="utf-8"?>
 <ds:datastoreItem xmlns:ds="http://schemas.openxmlformats.org/officeDocument/2006/customXml" ds:itemID="{BA951296-C34E-40B1-9816-984DAA0997D1}">
   <ds:schemaRefs>
     <ds:schemaRef ds:uri="http://schemas.microsoft.com/office/2006/metadata/contentType"/>
@@ -4904,4 +4593,12 @@
     <ds:schemaRef ds:uri="http://schemas.microsoft.com/internal/obd"/>
   </ds:schemaRefs>
 </ds:datastoreItem>
+</file>
+
+<file path=customXml/itemProps4.xml><?xml version="1.0" encoding="utf-8"?>
+<ds:datastoreItem xmlns:ds="http://schemas.openxmlformats.org/officeDocument/2006/customXml" ds:itemID="{4E0772FA-558B-4888-997B-C436AB578834}">
+  <ds:schemaRefs>
+    <ds:schemaRef ds:uri="http://schemas.microsoft.com/sharepoint/v3/contenttype/forms"/>
+  </ds:schemaRefs>
+</ds:datastoreItem>
 </file>